--- a/08 — Career Portfolio & Interview Preparation/car-01 GitHub Profile README/04 Development Journal.docx
+++ b/08 — Career Portfolio & Interview Preparation/car-01 GitHub Profile README/04 Development Journal.docx
@@ -798,6 +798,247 @@
                 <w:sz w:val="18"/>
               </w:rPr>
               <w:t xml:space="preserve">[Verified] Hub documents written. Noted that au-01’s repository is now private</w:t>
+            </w:r>
+          </w:p>
+        </w:tc>
+      </w:tr>
+    </w:tbl>
+    <w:p>
+      <w:pPr>
+        <w:pStyle w:val="Heading1"/>
+      </w:pPr>
+      <w:bookmarkStart w:id="24" w:name="github-account-renamed"/>
+      <w:r>
+        <w:t xml:space="preserve">2026-10-26 · GitHub account renamed</w:t>
+      </w:r>
+      <w:bookmarkEnd w:id="24"/>
+    </w:p>
+    <w:tbl>
+      <w:tblPr>
+        <w:tblStyle w:val="Table"/>
+        <w:tblLook w:firstRow="1"/>
+        <w:tblBorders>
+          <w:top w:val="single" w:sz="4" w:color="C7D2EC"/>
+          <w:bottom w:val="single" w:sz="4" w:color="C7D2EC"/>
+          <w:insideH w:val="single" w:sz="4" w:color="C7D2EC"/>
+          <w:left w:val="nil"/>
+          <w:right w:val="nil"/>
+          <w:insideV w:val="nil"/>
+        </w:tblBorders>
+        <w:tblW w:w="5000" w:type="pct"/>
+      </w:tblPr>
+      <w:tblGrid>
+        <w:gridCol w:w="1721"/>
+        <w:gridCol w:w="6198"/>
+      </w:tblGrid>
+      <w:tr>
+        <w:trPr>
+          <w:cnfStyle w:firstRow="1"/>
+        </w:trPr>
+        <w:tc>
+          <w:tcPr>
+            <w:tcBorders>
+              <w:bottom w:val="single"/>
+            </w:tcBorders>
+            <w:vAlign w:val="bottom"/>
+            <w:shd w:val="clear" w:color="auto" w:fill="E8EDF8"/>
+          </w:tcPr>
+          <w:p>
+            <w:pPr>
+              <w:pStyle w:val="Compact"/>
+              <w:spacing w:after="40" w:before="40"/>
+              <w:jc w:val="left"/>
+            </w:pPr>
+            <w:r>
+              <w:rPr>
+                <w:b/>
+                <w:color w:val="0F172A"/>
+                <w:sz w:val="18"/>
+              </w:rPr>
+              <w:t xml:space="preserve">Field</w:t>
+            </w:r>
+          </w:p>
+        </w:tc>
+        <w:tc>
+          <w:tcPr>
+            <w:tcBorders>
+              <w:bottom w:val="single"/>
+            </w:tcBorders>
+            <w:vAlign w:val="bottom"/>
+            <w:shd w:val="clear" w:color="auto" w:fill="E8EDF8"/>
+          </w:tcPr>
+          <w:p>
+            <w:pPr>
+              <w:pStyle w:val="Compact"/>
+              <w:spacing w:after="40" w:before="40"/>
+              <w:jc w:val="left"/>
+            </w:pPr>
+            <w:r>
+              <w:rPr>
+                <w:b/>
+                <w:color w:val="0F172A"/>
+                <w:sz w:val="18"/>
+              </w:rPr>
+              <w:t xml:space="preserve">Entry</w:t>
+            </w:r>
+          </w:p>
+        </w:tc>
+      </w:tr>
+      <w:tr>
+        <w:tc>
+          <w:p>
+            <w:pPr>
+              <w:pStyle w:val="Compact"/>
+              <w:spacing w:after="40" w:before="40"/>
+              <w:jc w:val="left"/>
+            </w:pPr>
+            <w:r>
+              <w:rPr>
+                <w:sz w:val="18"/>
+              </w:rPr>
+              <w:t xml:space="preserve">Work completed</w:t>
+            </w:r>
+          </w:p>
+        </w:tc>
+        <w:tc>
+          <w:p>
+            <w:pPr>
+              <w:pStyle w:val="Compact"/>
+              <w:spacing w:after="40" w:before="40"/>
+              <w:jc w:val="left"/>
+            </w:pPr>
+            <w:r>
+              <w:rPr>
+                <w:sz w:val="18"/>
+              </w:rPr>
+              <w:t xml:space="preserve">[Reported by you] Renamed the GitHub account from khancam15 to khaneilcampbell. [Verified] The repository now answers at</w:t>
+            </w:r>
+            <w:r>
+              <w:rPr>
+                <w:sz w:val="18"/>
+              </w:rPr>
+              <w:t xml:space="preserve"> </w:t>
+            </w:r>
+            <w:r>
+              <w:rPr>
+                <w:rStyle w:val="VerbatimChar"/>
+                <w:sz w:val="18"/>
+              </w:rPr>
+              <w:t xml:space="preserve">khaneilcampbell/khancam15</w:t>
+            </w:r>
+          </w:p>
+        </w:tc>
+      </w:tr>
+      <w:tr>
+        <w:tc>
+          <w:p>
+            <w:pPr>
+              <w:pStyle w:val="Compact"/>
+              <w:spacing w:after="40" w:before="40"/>
+              <w:jc w:val="left"/>
+            </w:pPr>
+            <w:r>
+              <w:rPr>
+                <w:sz w:val="18"/>
+              </w:rPr>
+              <w:t xml:space="preserve">Remaining issues</w:t>
+            </w:r>
+          </w:p>
+        </w:tc>
+        <w:tc>
+          <w:p>
+            <w:pPr>
+              <w:pStyle w:val="Compact"/>
+              <w:spacing w:after="40" w:before="40"/>
+              <w:jc w:val="left"/>
+            </w:pPr>
+            <w:r>
+              <w:rPr>
+                <w:sz w:val="18"/>
+              </w:rPr>
+              <w:t xml:space="preserve">[Inferred from GitHub’s profile rule] A profile README only shows when the repository name equals the username, so it is no longer displayed</w:t>
+            </w:r>
+          </w:p>
+        </w:tc>
+      </w:tr>
+      <w:tr>
+        <w:tc>
+          <w:p>
+            <w:pPr>
+              <w:pStyle w:val="Compact"/>
+              <w:spacing w:after="40" w:before="40"/>
+              <w:jc w:val="left"/>
+            </w:pPr>
+            <w:r>
+              <w:rPr>
+                <w:sz w:val="18"/>
+              </w:rPr>
+              <w:t xml:space="preserve">Next recommended action</w:t>
+            </w:r>
+          </w:p>
+        </w:tc>
+        <w:tc>
+          <w:p>
+            <w:pPr>
+              <w:pStyle w:val="Compact"/>
+              <w:spacing w:after="40" w:before="40"/>
+              <w:jc w:val="left"/>
+            </w:pPr>
+            <w:r>
+              <w:rPr>
+                <w:sz w:val="18"/>
+              </w:rPr>
+              <w:t xml:space="preserve">Rename the repository</w:t>
+            </w:r>
+            <w:r>
+              <w:rPr>
+                <w:sz w:val="18"/>
+              </w:rPr>
+              <w:t xml:space="preserve"> </w:t>
+            </w:r>
+            <w:r>
+              <w:rPr>
+                <w:rStyle w:val="VerbatimChar"/>
+                <w:sz w:val="18"/>
+              </w:rPr>
+              <w:t xml:space="preserve">khancam15</w:t>
+            </w:r>
+            <w:r>
+              <w:rPr>
+                <w:sz w:val="18"/>
+              </w:rPr>
+              <w:t xml:space="preserve"> </w:t>
+            </w:r>
+            <w:r>
+              <w:rPr>
+                <w:sz w:val="18"/>
+              </w:rPr>
+              <w:t xml:space="preserve">to</w:t>
+            </w:r>
+            <w:r>
+              <w:rPr>
+                <w:sz w:val="18"/>
+              </w:rPr>
+              <w:t xml:space="preserve"> </w:t>
+            </w:r>
+            <w:r>
+              <w:rPr>
+                <w:rStyle w:val="VerbatimChar"/>
+                <w:sz w:val="18"/>
+              </w:rPr>
+              <w:t xml:space="preserve">khaneilcampbell</w:t>
+            </w:r>
+            <w:r>
+              <w:rPr>
+                <w:sz w:val="18"/>
+              </w:rPr>
+              <w:t xml:space="preserve"> </w:t>
+            </w:r>
+            <w:r>
+              <w:rPr>
+                <w:sz w:val="18"/>
+              </w:rPr>
+              <w:t xml:space="preserve">in its Settings</w:t>
             </w:r>
           </w:p>
         </w:tc>
